--- a/docs/Child-Safeguarding-Policy.docx
+++ b/docs/Child-Safeguarding-Policy.docx
@@ -36,7 +36,7 @@
         <w:rPr>
           <w:b/>
         </w:rPr>
-        <w:t>Child-protection lead:</w:t>
+        <w:t>Child safety officer (child-protection lead):</w:t>
       </w:r>
       <w:r>
         <w:t xml:space="preserve"> Confidence Onuoha, +234 806 417 7653 (call or WhatsApp), confidenceonuoha416@gmail.com. </w:t>
@@ -54,6 +54,20 @@
     <w:p>
       <w:r>
         <w:t>Version 1, 17 October 2026. To be adopted by the child-protection lead and the platform owner, reviewed once a year, and reviewed by a lawyer for each country where we work (see the legal review brief).</w:t>
+      </w:r>
+    </w:p>
+    <w:p>
+      <w:r>
+        <w:t xml:space="preserve">Every organization we work with must name a </w:t>
+      </w:r>
+      <w:r>
+        <w:rPr>
+          <w:b/>
+        </w:rPr>
+        <w:t>child safety officer</w:t>
+      </w:r>
+      <w:r>
+        <w:t xml:space="preserve"> before any child is enrolled. At the Davidson AI Futures Lab it is Confidence Onuoha. In this policy "child-protection lead" and "child safety officer" mean the same person.</w:t>
       </w:r>
     </w:p>
     <w:p>
@@ -930,7 +944,63 @@
               <w:rPr>
                 <w:sz w:val="18"/>
               </w:rPr>
-              <w:t>Organization's child-protection contact</w:t>
+              <w:t>Organization's child safety officer (required)</w:t>
+            </w:r>
+          </w:p>
+        </w:tc>
+        <w:tc>
+          <w:tcPr>
+            <w:tcW w:type="dxa" w:w="2353"/>
+          </w:tcPr>
+          <w:p>
+            <w:r>
+              <w:rPr>
+                <w:sz w:val="18"/>
+              </w:rPr>
+            </w:r>
+          </w:p>
+        </w:tc>
+        <w:tc>
+          <w:tcPr>
+            <w:tcW w:type="dxa" w:w="2353"/>
+          </w:tcPr>
+          <w:p>
+            <w:r>
+              <w:rPr>
+                <w:sz w:val="18"/>
+              </w:rPr>
+            </w:r>
+          </w:p>
+        </w:tc>
+        <w:tc>
+          <w:tcPr>
+            <w:tcW w:type="dxa" w:w="2353"/>
+          </w:tcPr>
+          <w:p>
+            <w:r>
+              <w:rPr>
+                <w:sz w:val="18"/>
+              </w:rPr>
+            </w:r>
+          </w:p>
+        </w:tc>
+      </w:tr>
+      <w:tr>
+        <w:tc>
+          <w:tcPr>
+            <w:tcW w:type="dxa" w:w="2353"/>
+          </w:tcPr>
+          <w:p>
+            <w:r>
+              <w:rPr>
+                <w:sz w:val="18"/>
+              </w:rPr>
+            </w:r>
+            <w:r>
+              <w:rPr>
+                <w:sz w:val="18"/>
+              </w:rPr>
+              <w:t>Deputy child safety officer</w:t>
             </w:r>
           </w:p>
         </w:tc>

--- a/docs/Child-Safeguarding-Policy.docx
+++ b/docs/Child-Safeguarding-Policy.docx
@@ -67,7 +67,7 @@
         <w:t>child safety officer</w:t>
       </w:r>
       <w:r>
-        <w:t xml:space="preserve"> before any child is enrolled. At the Davidson AI Futures Lab it is Confidence Onuoha. In this policy "child-protection lead" and "child safety officer" mean the same person.</w:t>
+        <w:t xml:space="preserve"> before any child is enrolled. The platform enforces this: registering an organization asks for one, learners cannot be approved without one, and the officer's name and contact details appear on the organization's leader dashboard, on each member's profile, and on the family "My path" card. At the Davidson AI Futures Lab it is Confidence Onuoha. In this policy "child-protection lead" and "child safety officer" mean the same person.</w:t>
       </w:r>
     </w:p>
     <w:p>
